--- a/Workspace/Testing/Test plan/punti singoli/TestPlan_specifications/Test_plan_specifications_personalManagementService.docx
+++ b/Workspace/Testing/Test plan/punti singoli/TestPlan_specifications/Test_plan_specifications_personalManagementService.docx
@@ -10,38 +10,38 @@
     <w:p>
       <w:pPr>
         <w:pStyle w:val="Titolo"/>
+        <w:rPr>
+          <w:lang w:val="en-GB"/>
+        </w:rPr>
       </w:pPr>
       <w:r>
-        <w:t xml:space="preserve">Test plan </w:t>
+        <w:rPr>
+          <w:lang w:val="en-GB"/>
+        </w:rPr>
+        <w:t>Test plan specifications</w:t>
       </w:r>
-      <w:proofErr w:type="spellStart"/>
-      <w:r>
-        <w:t>specifications</w:t>
-      </w:r>
-      <w:proofErr w:type="spellEnd"/>
     </w:p>
     <w:p>
       <w:pPr>
         <w:pStyle w:val="Sottotitolo"/>
+        <w:rPr>
+          <w:lang w:val="en-GB"/>
+        </w:rPr>
       </w:pPr>
       <w:r>
-        <w:t xml:space="preserve">Test </w:t>
+        <w:rPr>
+          <w:lang w:val="en-GB"/>
+        </w:rPr>
+        <w:t>Test cases per ProfileManagementService</w:t>
       </w:r>
-      <w:proofErr w:type="spellStart"/>
-      <w:r>
-        <w:t>cases</w:t>
-      </w:r>
-      <w:proofErr w:type="spellEnd"/>
-      <w:r>
-        <w:t xml:space="preserve"> per </w:t>
-      </w:r>
-      <w:proofErr w:type="spellStart"/>
-      <w:r>
-        <w:t>ProfileManagementService</w:t>
-      </w:r>
-      <w:proofErr w:type="spellEnd"/>
     </w:p>
-    <w:p/>
+    <w:p>
+      <w:pPr>
+        <w:rPr>
+          <w:lang w:val="en-GB"/>
+        </w:rPr>
+      </w:pPr>
+    </w:p>
     <w:p>
       <w:r>
         <w:t xml:space="preserve">In questa sezione analizziamo i test </w:t>
@@ -200,10 +200,7 @@
             </w:pPr>
             <w:r>
               <w:tab/>
-              <w:t>PM</w:t>
-            </w:r>
-            <w:r>
-              <w:t>ST_1</w:t>
+              <w:t>PMST_1</w:t>
             </w:r>
           </w:p>
         </w:tc>
@@ -409,16 +406,7 @@
                 <w:sz w:val="20"/>
                 <w:szCs w:val="20"/>
               </w:rPr>
-              <w:t xml:space="preserve">Stato </w:t>
-            </w:r>
-            <w:r>
-              <w:rPr>
-                <w:b/>
-                <w:bCs/>
-                <w:sz w:val="20"/>
-                <w:szCs w:val="20"/>
-              </w:rPr>
-              <w:t>e-mail</w:t>
+              <w:t>Stato e-mail</w:t>
             </w:r>
           </w:p>
         </w:tc>
@@ -1463,30 +1451,14 @@
                 <w:sz w:val="20"/>
                 <w:szCs w:val="20"/>
               </w:rPr>
-              <w:t xml:space="preserve">Nome e </w:t>
-            </w:r>
-            <w:proofErr w:type="gramStart"/>
-            <w:r>
-              <w:rPr>
-                <w:sz w:val="20"/>
-                <w:szCs w:val="20"/>
-              </w:rPr>
-              <w:t xml:space="preserve">Cognome:  </w:t>
-            </w:r>
-            <w:r>
-              <w:rPr>
-                <w:sz w:val="20"/>
-                <w:szCs w:val="20"/>
-              </w:rPr>
-              <w:t xml:space="preserve"> </w:t>
-            </w:r>
-            <w:proofErr w:type="gramEnd"/>
-            <w:r>
-              <w:rPr>
-                <w:sz w:val="20"/>
-                <w:szCs w:val="20"/>
-              </w:rPr>
-              <w:t>Rossi</w:t>
+              <w:t xml:space="preserve">Nome e Cognome:  </w:t>
+            </w:r>
+            <w:r>
+              <w:rPr>
+                <w:sz w:val="20"/>
+                <w:szCs w:val="20"/>
+              </w:rPr>
+              <w:t xml:space="preserve"> Rossi</w:t>
             </w:r>
           </w:p>
           <w:p>
@@ -3128,10 +3100,7 @@
             </w:pPr>
             <w:r>
               <w:tab/>
-              <w:t>PMST_</w:t>
-            </w:r>
-            <w:r>
-              <w:t>2</w:t>
+              <w:t>PMST_2</w:t>
             </w:r>
           </w:p>
         </w:tc>
@@ -3310,16 +3279,7 @@
                 <w:sz w:val="20"/>
                 <w:szCs w:val="20"/>
               </w:rPr>
-              <w:t xml:space="preserve">Input </w:t>
-            </w:r>
-            <w:r>
-              <w:rPr>
-                <w:b/>
-                <w:bCs/>
-                <w:sz w:val="20"/>
-                <w:szCs w:val="20"/>
-              </w:rPr>
-              <w:t>(matricola)</w:t>
+              <w:t>Input (matricola)</w:t>
             </w:r>
           </w:p>
         </w:tc>
@@ -3766,10 +3726,7 @@
               </w:rPr>
             </w:pPr>
             <w:r>
-              <w:t xml:space="preserve">Restituisce </w:t>
-            </w:r>
-            <w:r>
-              <w:t>null</w:t>
+              <w:t>Restituisce null</w:t>
             </w:r>
             <w:r>
               <w:rPr>
@@ -4129,10 +4086,7 @@
             </w:pPr>
             <w:r>
               <w:tab/>
-              <w:t>PMST_</w:t>
-            </w:r>
-            <w:r>
-              <w:t>3</w:t>
+              <w:t>PMST_3</w:t>
             </w:r>
           </w:p>
         </w:tc>
@@ -4312,25 +4266,7 @@
                 <w:sz w:val="20"/>
                 <w:szCs w:val="20"/>
               </w:rPr>
-              <w:t>Input (</w:t>
-            </w:r>
-            <w:r>
-              <w:rPr>
-                <w:b/>
-                <w:bCs/>
-                <w:sz w:val="20"/>
-                <w:szCs w:val="20"/>
-              </w:rPr>
-              <w:t>Utente</w:t>
-            </w:r>
-            <w:r>
-              <w:rPr>
-                <w:b/>
-                <w:bCs/>
-                <w:sz w:val="20"/>
-                <w:szCs w:val="20"/>
-              </w:rPr>
-              <w:t>)</w:t>
+              <w:t>Input (Utente)</w:t>
             </w:r>
           </w:p>
         </w:tc>
